--- a/results/manuscript/submission/COVER_LETTER.docx
+++ b/results/manuscript/submission/COVER_LETTER.docx
@@ -185,13 +185,13 @@
         <w:t xml:space="preserve"> </w:t>
       </w:r>
       <w:r>
-        <w:t xml:space="preserve">This manuscript was posted on bioRxiv, DOI &lt;&lt;LATER: bioRxiv DOI&gt;&gt;, under a CC BY</w:t>
-      </w:r>
-      <w:r>
-        <w:t xml:space="preserve"> </w:t>
-      </w:r>
-      <w:r>
-        <w:t xml:space="preserve">licence.</w:t>
+        <w:t xml:space="preserve">This manuscript is posted as a preprint at Zenodo, DOI</w:t>
+      </w:r>
+      <w:r>
+        <w:t xml:space="preserve"> </w:t>
+      </w:r>
+      <w:r>
+        <w:t xml:space="preserve">&lt;&lt;LATER: Zenodo preprint DOI&gt;&gt;, under a CC BY licence.</w:t>
       </w:r>
     </w:p>
     <w:p>

--- a/results/manuscript/submission/COVER_LETTER.docx
+++ b/results/manuscript/submission/COVER_LETTER.docx
@@ -191,7 +191,13 @@
         <w:t xml:space="preserve"> </w:t>
       </w:r>
       <w:r>
-        <w:t xml:space="preserve">&lt;&lt;LATER: Zenodo preprint DOI&gt;&gt;, under a CC BY licence.</w:t>
+        <w:t xml:space="preserve">10.5281/zenodo.22829747, under a CC BY licence. That DOI resolves to the newest version</w:t>
+      </w:r>
+      <w:r>
+        <w:t xml:space="preserve"> </w:t>
+      </w:r>
+      <w:r>
+        <w:t xml:space="preserve">of the record; the version submitted here is 10.5281/zenodo.22829748.</w:t>
       </w:r>
     </w:p>
     <w:p>

--- a/results/manuscript/submission/COVER_LETTER.docx
+++ b/results/manuscript/submission/COVER_LETTER.docx
@@ -167,7 +167,7 @@
         <w:t xml:space="preserve"> </w:t>
       </w:r>
       <w:r>
-        <w:t xml:space="preserve">under DOI 10.5281/zenodo.22769563.</w:t>
+        <w:t xml:space="preserve">under DOI 10.5281/zenodo.22769562.</w:t>
       </w:r>
     </w:p>
     <w:p>

--- a/results/manuscript/submission/COVER_LETTER.docx
+++ b/results/manuscript/submission/COVER_LETTER.docx
@@ -197,7 +197,7 @@
         <w:t xml:space="preserve"> </w:t>
       </w:r>
       <w:r>
-        <w:t xml:space="preserve">of the record; the version submitted here is 10.5281/zenodo.22829748.</w:t>
+        <w:t xml:space="preserve">of the record; the version submitted here is 10.5281/zenodo.22849626.</w:t>
       </w:r>
     </w:p>
     <w:p>

--- a/results/manuscript/submission/COVER_LETTER.docx
+++ b/results/manuscript/submission/COVER_LETTER.docx
@@ -197,7 +197,7 @@
         <w:t xml:space="preserve"> </w:t>
       </w:r>
       <w:r>
-        <w:t xml:space="preserve">of the record; the version submitted here is 10.5281/zenodo.22849626.</w:t>
+        <w:t xml:space="preserve">of the record, which is the version submitted here.</w:t>
       </w:r>
     </w:p>
     <w:p>

--- a/results/manuscript/submission/COVER_LETTER.docx
+++ b/results/manuscript/submission/COVER_LETTER.docx
@@ -258,14 +258,6 @@
       </w:r>
       <w:r>
         <w:t xml:space="preserve">Generative AI assistance is disclosed in the Methods section.</w:t>
-      </w:r>
-    </w:p>
-    <w:p>
-      <w:pPr>
-        <w:pStyle w:val="BodyText"/>
-      </w:pPr>
-      <w:r>
-        <w:t xml:space="preserve">&lt;&lt;LATER: request an APC waiver here if one is needed – it can only be requested at submission&gt;&gt;</w:t>
       </w:r>
     </w:p>
     <w:p>

--- a/results/manuscript/submission/COVER_LETTER.docx
+++ b/results/manuscript/submission/COVER_LETTER.docx
@@ -15,159 +15,31 @@
         <w:pStyle w:val="BodyText"/>
       </w:pPr>
       <w:r>
-        <w:t xml:space="preserve">We submit</w:t>
-      </w:r>
-      <w:r>
-        <w:t xml:space="preserve"> </w:t>
-      </w:r>
-      <w:r>
-        <w:rPr>
-          <w:i/>
-          <w:iCs/>
-        </w:rPr>
-        <w:t xml:space="preserve">Pretreatment transcriptional state carries condition-specific information about future</w:t>
-      </w:r>
-      <w:r>
-        <w:rPr>
-          <w:i/>
-          <w:iCs/>
-        </w:rPr>
-        <w:t xml:space="preserve"> </w:t>
-      </w:r>
-      <w:r>
-        <w:rPr>
-          <w:i/>
-          <w:iCs/>
-        </w:rPr>
-        <w:t xml:space="preserve">clonal detection in a lineage-traced melanoma line</w:t>
-      </w:r>
-      <w:r>
-        <w:t xml:space="preserve"> </w:t>
-      </w:r>
-      <w:r>
-        <w:t xml:space="preserve">for consideration as a Research Article.</w:t>
-      </w:r>
-    </w:p>
-    <w:p>
-      <w:pPr>
-        <w:pStyle w:val="BodyText"/>
-      </w:pPr>
-      <w:r>
-        <w:t xml:space="preserve">Prior work in this system has established that pre-existing single-cell state predicts</w:t>
-      </w:r>
-      <w:r>
-        <w:t xml:space="preserve"> </w:t>
-      </w:r>
-      <w:r>
-        <w:rPr>
-          <w:i/>
-          <w:iCs/>
-        </w:rPr>
-        <w:t xml:space="preserve">whether</w:t>
-      </w:r>
-      <w:r>
-        <w:t xml:space="preserve"> </w:t>
-      </w:r>
-      <w:r>
-        <w:t xml:space="preserve">a</w:t>
-      </w:r>
-      <w:r>
-        <w:t xml:space="preserve"> </w:t>
-      </w:r>
-      <w:r>
-        <w:t xml:space="preserve">clone resists treatment. We ask the adjacent question of</w:t>
-      </w:r>
-      <w:r>
-        <w:t xml:space="preserve"> </w:t>
-      </w:r>
-      <w:r>
-        <w:rPr>
-          <w:i/>
-          <w:iCs/>
-        </w:rPr>
-        <w:t xml:space="preserve">which</w:t>
-      </w:r>
-      <w:r>
-        <w:t xml:space="preserve"> </w:t>
-      </w:r>
-      <w:r>
-        <w:t xml:space="preserve">condition a clone is still</w:t>
-      </w:r>
-      <w:r>
-        <w:t xml:space="preserve"> </w:t>
-      </w:r>
-      <w:r>
-        <w:t xml:space="preserve">detected after — an ordering within a clone that a state contribution shared additively across</w:t>
-      </w:r>
-      <w:r>
-        <w:t xml:space="preserve"> </w:t>
-      </w:r>
-      <w:r>
-        <w:t xml:space="preserve">conditions cannot, by construction, produce. Using the publicly deposited six-condition</w:t>
-      </w:r>
-      <w:r>
-        <w:t xml:space="preserve"> </w:t>
-      </w:r>
-      <w:r>
-        <w:t xml:space="preserve">clonal-tracing dataset of Schaff et al. (GSE279162), and a ranking protocol frozen by</w:t>
-      </w:r>
-      <w:r>
-        <w:t xml:space="preserve"> </w:t>
-      </w:r>
-      <w:r>
-        <w:t xml:space="preserve">cryptographic digest before any ranking statistic was computed, we find that an explicit</w:t>
-      </w:r>
-      <w:r>
-        <w:t xml:space="preserve"> </w:t>
-      </w:r>
-      <w:r>
-        <w:t xml:space="preserve">state-by-condition interaction improves within-clone ordering over a non-interactive additive</w:t>
-      </w:r>
-      <w:r>
-        <w:t xml:space="preserve"> </w:t>
-      </w:r>
-      <w:r>
-        <w:t xml:space="preserve">model, exceeding all 1,000 full-refit permutation draws.</w:t>
-      </w:r>
-    </w:p>
-    <w:p>
-      <w:pPr>
-        <w:pStyle w:val="BodyText"/>
-      </w:pPr>
-      <w:r>
-        <w:t xml:space="preserve">The work generates no new data and makes a deliberately bounded claim: one cell line, six observed</w:t>
-      </w:r>
-      <w:r>
-        <w:t xml:space="preserve"> </w:t>
-      </w:r>
-      <w:r>
-        <w:t xml:space="preserve">conditions, an observed detection proxy, and no independent biological replication. Those limits</w:t>
-      </w:r>
-      <w:r>
-        <w:t xml:space="preserve"> </w:t>
-      </w:r>
-      <w:r>
-        <w:t xml:space="preserve">are stated in the abstract, not only the discussion.</w:t>
-      </w:r>
-    </w:p>
-    <w:p>
-      <w:pPr>
-        <w:pStyle w:val="BodyText"/>
-      </w:pPr>
-      <w:r>
-        <w:t xml:space="preserve">The complete analysis, frozen protocols, stage-by-stage records including negative and failed</w:t>
-      </w:r>
-      <w:r>
-        <w:t xml:space="preserve"> </w:t>
-      </w:r>
-      <w:r>
-        <w:t xml:space="preserve">results, and a verification tool that refuses on any modified artifact are archived at Zenodo</w:t>
-      </w:r>
-      <w:r>
-        <w:t xml:space="preserve"> </w:t>
-      </w:r>
-      <w:r>
-        <w:t xml:space="preserve">under DOI 10.5281/zenodo.22769562.</w:t>
+        <w:t xml:space="preserve">I submit</w:t>
+      </w:r>
+      <w:r>
+        <w:t xml:space="preserve"> </w:t>
+      </w:r>
+      <w:r>
+        <w:t xml:space="preserve">“Pretreatment transcriptional state carries condition-specific information about future</w:t>
+      </w:r>
+      <w:r>
+        <w:t xml:space="preserve"> </w:t>
+      </w:r>
+      <w:r>
+        <w:t xml:space="preserve">clonal detection in a lineage-traced melanoma line”</w:t>
+      </w:r>
+      <w:r>
+        <w:t xml:space="preserve"> </w:t>
+      </w:r>
+      <w:r>
+        <w:t xml:space="preserve">for consideration as a Research Article in BMC</w:t>
+      </w:r>
+      <w:r>
+        <w:t xml:space="preserve"> </w:t>
+      </w:r>
+      <w:r>
+        <w:t xml:space="preserve">Bioinformatics.</w:t>
       </w:r>
     </w:p>
     <w:p>
@@ -179,25 +51,49 @@
           <w:b/>
           <w:bCs/>
         </w:rPr>
-        <w:t xml:space="preserve">Preprint.</w:t>
-      </w:r>
-      <w:r>
-        <w:t xml:space="preserve"> </w:t>
-      </w:r>
-      <w:r>
-        <w:t xml:space="preserve">This manuscript is posted as a preprint at Zenodo, DOI</w:t>
-      </w:r>
-      <w:r>
-        <w:t xml:space="preserve"> </w:t>
-      </w:r>
-      <w:r>
-        <w:t xml:space="preserve">10.5281/zenodo.22829747, under a CC BY licence. That DOI resolves to the newest version</w:t>
-      </w:r>
-      <w:r>
-        <w:t xml:space="preserve"> </w:t>
-      </w:r>
-      <w:r>
-        <w:t xml:space="preserve">of the record, which is the version submitted here.</w:t>
+        <w:t xml:space="preserve">Contribution and journal fit.</w:t>
+      </w:r>
+      <w:r>
+        <w:t xml:space="preserve"> </w:t>
+      </w:r>
+      <w:r>
+        <w:t xml:space="preserve">This work presents a reproducible evaluation framework for testing</w:t>
+      </w:r>
+      <w:r>
+        <w:t xml:space="preserve"> </w:t>
+      </w:r>
+      <w:r>
+        <w:t xml:space="preserve">whether pretreatment transcriptional state contains condition-specific information about a future</w:t>
+      </w:r>
+      <w:r>
+        <w:t xml:space="preserve"> </w:t>
+      </w:r>
+      <w:r>
+        <w:t xml:space="preserve">clonal outcome. The evaluation protocol — ranking metric, population, weighting, comparator, null</w:t>
+      </w:r>
+      <w:r>
+        <w:t xml:space="preserve"> </w:t>
+      </w:r>
+      <w:r>
+        <w:t xml:space="preserve">and verdict rule — was fixed by cryptographic digest before any ranking statistic was computed, and</w:t>
+      </w:r>
+      <w:r>
+        <w:t xml:space="preserve"> </w:t>
+      </w:r>
+      <w:r>
+        <w:t xml:space="preserve">the released artifacts include verification tools that reject modified files, so a reader can</w:t>
+      </w:r>
+      <w:r>
+        <w:t xml:space="preserve"> </w:t>
+      </w:r>
+      <w:r>
+        <w:t xml:space="preserve">confirm that what is reported is what was run. The study therefore contributes not only a biological</w:t>
+      </w:r>
+      <w:r>
+        <w:t xml:space="preserve"> </w:t>
+      </w:r>
+      <w:r>
+        <w:t xml:space="preserve">reanalysis, but a methods framework for auditable computational evaluation.</w:t>
       </w:r>
     </w:p>
     <w:p>
@@ -209,37 +105,43 @@
           <w:b/>
           <w:bCs/>
         </w:rPr>
-        <w:t xml:space="preserve">Software licence.</w:t>
-      </w:r>
-      <w:r>
-        <w:t xml:space="preserve"> </w:t>
-      </w:r>
-      <w:r>
-        <w:t xml:space="preserve">The software and frozen model are released under the PolyForm Noncommercial</w:t>
-      </w:r>
-      <w:r>
-        <w:t xml:space="preserve"> </w:t>
-      </w:r>
-      <w:r>
-        <w:t xml:space="preserve">License 1.0.0. They are free for any non-commercial use without registration or agreement, which</w:t>
-      </w:r>
-      <w:r>
-        <w:t xml:space="preserve"> </w:t>
-      </w:r>
-      <w:r>
-        <w:t xml:space="preserve">meets the journal’s software-availability policy, but the licence is source-available rather</w:t>
-      </w:r>
-      <w:r>
-        <w:t xml:space="preserve"> </w:t>
-      </w:r>
-      <w:r>
-        <w:t xml:space="preserve">than OSI-approved open source, because commercial use is restricted. We say so here rather than</w:t>
-      </w:r>
-      <w:r>
-        <w:t xml:space="preserve"> </w:t>
-      </w:r>
-      <w:r>
-        <w:t xml:space="preserve">leave it to be discovered in review.</w:t>
+        <w:t xml:space="preserve">Context and result.</w:t>
+      </w:r>
+      <w:r>
+        <w:t xml:space="preserve"> </w:t>
+      </w:r>
+      <w:r>
+        <w:t xml:space="preserve">Prior work in this system established that pre-existing single-cell state</w:t>
+      </w:r>
+      <w:r>
+        <w:t xml:space="preserve"> </w:t>
+      </w:r>
+      <w:r>
+        <w:t xml:space="preserve">predicts whether a clone resists treatment. I ask the adjacent question of under which condition a</w:t>
+      </w:r>
+      <w:r>
+        <w:t xml:space="preserve"> </w:t>
+      </w:r>
+      <w:r>
+        <w:t xml:space="preserve">clone remains detectable. Using the publicly deposited six-condition clonal-tracing dataset of</w:t>
+      </w:r>
+      <w:r>
+        <w:t xml:space="preserve"> </w:t>
+      </w:r>
+      <w:r>
+        <w:t xml:space="preserve">Schaff et al. (GSE279162), an explicit state-by-condition interaction improves within-clone</w:t>
+      </w:r>
+      <w:r>
+        <w:t xml:space="preserve"> </w:t>
+      </w:r>
+      <w:r>
+        <w:t xml:space="preserve">condition ordering over a non-interactive additive model, exceeding all 1,000 full-refit permutation</w:t>
+      </w:r>
+      <w:r>
+        <w:t xml:space="preserve"> </w:t>
+      </w:r>
+      <w:r>
+        <w:t xml:space="preserve">draws.</w:t>
       </w:r>
     </w:p>
     <w:p>
@@ -251,13 +153,37 @@
           <w:b/>
           <w:bCs/>
         </w:rPr>
-        <w:t xml:space="preserve">Use of AI.</w:t>
-      </w:r>
-      <w:r>
-        <w:t xml:space="preserve"> </w:t>
-      </w:r>
-      <w:r>
-        <w:t xml:space="preserve">Generative AI assistance is disclosed in the Methods section.</w:t>
+        <w:t xml:space="preserve">Why it matters.</w:t>
+      </w:r>
+      <w:r>
+        <w:t xml:space="preserve"> </w:t>
+      </w:r>
+      <w:r>
+        <w:t xml:space="preserve">The central contribution is methodological: clone-level, condition-specific</w:t>
+      </w:r>
+      <w:r>
+        <w:t xml:space="preserve"> </w:t>
+      </w:r>
+      <w:r>
+        <w:t xml:space="preserve">information can be separated from overall detectability and detected under a protocol fixed in</w:t>
+      </w:r>
+      <w:r>
+        <w:t xml:space="preserve"> </w:t>
+      </w:r>
+      <w:r>
+        <w:t xml:space="preserve">advance. An additive, condition-independent state contribution cannot represent this interaction.</w:t>
+      </w:r>
+      <w:r>
+        <w:t xml:space="preserve"> </w:t>
+      </w:r>
+      <w:r>
+        <w:t xml:space="preserve">The evaluation design is applicable to other lineage-traced systems with pretreatment profiles and</w:t>
+      </w:r>
+      <w:r>
+        <w:t xml:space="preserve"> </w:t>
+      </w:r>
+      <w:r>
+        <w:t xml:space="preserve">multiple conditions.</w:t>
       </w:r>
     </w:p>
     <w:p>
@@ -265,13 +191,137 @@
         <w:pStyle w:val="BodyText"/>
       </w:pPr>
       <w:r>
+        <w:rPr>
+          <w:b/>
+          <w:bCs/>
+        </w:rPr>
+        <w:t xml:space="preserve">Scope.</w:t>
+      </w:r>
+      <w:r>
+        <w:t xml:space="preserve"> </w:t>
+      </w:r>
+      <w:r>
+        <w:t xml:space="preserve">No new data were generated. The claims are deliberately bounded to one cell line, six</w:t>
+      </w:r>
+      <w:r>
+        <w:t xml:space="preserve"> </w:t>
+      </w:r>
+      <w:r>
+        <w:t xml:space="preserve">observed conditions, an observed clonal-detection proxy rather than death or clinical response, and</w:t>
+      </w:r>
+      <w:r>
+        <w:t xml:space="preserve"> </w:t>
+      </w:r>
+      <w:r>
+        <w:t xml:space="preserve">no independent biological replication. These limitations are stated explicitly in the abstract and</w:t>
+      </w:r>
+      <w:r>
+        <w:t xml:space="preserve"> </w:t>
+      </w:r>
+      <w:r>
+        <w:t xml:space="preserve">the manuscript.</w:t>
+      </w:r>
+    </w:p>
+    <w:p>
+      <w:pPr>
+        <w:pStyle w:val="BodyText"/>
+      </w:pPr>
+      <w:r>
+        <w:t xml:space="preserve">The complete analysis, frozen protocols, stage-by-stage records including negative and failed</w:t>
+      </w:r>
+      <w:r>
+        <w:t xml:space="preserve"> </w:t>
+      </w:r>
+      <w:r>
+        <w:t xml:space="preserve">results, and the verification tools are archived at Zenodo (DOI: 10.5281/zenodo.22769562).</w:t>
+      </w:r>
+    </w:p>
+    <w:p>
+      <w:pPr>
+        <w:pStyle w:val="BodyText"/>
+      </w:pPr>
+      <w:r>
+        <w:t xml:space="preserve">The manuscript is also available as a preprint at Zenodo (DOI: 10.5281/zenodo.22829747) under a CC</w:t>
+      </w:r>
+      <w:r>
+        <w:t xml:space="preserve"> </w:t>
+      </w:r>
+      <w:r>
+        <w:t xml:space="preserve">BY licence. That DOI resolves to the newest version of the record, which is the version submitted</w:t>
+      </w:r>
+      <w:r>
+        <w:t xml:space="preserve"> </w:t>
+      </w:r>
+      <w:r>
+        <w:t xml:space="preserve">here.</w:t>
+      </w:r>
+    </w:p>
+    <w:p>
+      <w:pPr>
+        <w:pStyle w:val="BodyText"/>
+      </w:pPr>
+      <w:r>
+        <w:t xml:space="preserve">The software and frozen model are released under the PolyForm Noncommercial License 1.0.0. They are</w:t>
+      </w:r>
+      <w:r>
+        <w:t xml:space="preserve"> </w:t>
+      </w:r>
+      <w:r>
+        <w:t xml:space="preserve">free for any non-commercial use without registration or agreement, which meets the journal’s</w:t>
+      </w:r>
+      <w:r>
+        <w:t xml:space="preserve"> </w:t>
+      </w:r>
+      <w:r>
+        <w:t xml:space="preserve">software-availability policy. The licence is source-available rather than OSI-approved open source,</w:t>
+      </w:r>
+      <w:r>
+        <w:t xml:space="preserve"> </w:t>
+      </w:r>
+      <w:r>
+        <w:t xml:space="preserve">because commercial use is restricted; I state that here rather than leave it to be discovered in</w:t>
+      </w:r>
+      <w:r>
+        <w:t xml:space="preserve"> </w:t>
+      </w:r>
+      <w:r>
+        <w:t xml:space="preserve">review.</w:t>
+      </w:r>
+    </w:p>
+    <w:p>
+      <w:pPr>
+        <w:pStyle w:val="BodyText"/>
+      </w:pPr>
+      <w:r>
+        <w:t xml:space="preserve">Generative AI assistance is disclosed in the Methods section.</w:t>
+      </w:r>
+    </w:p>
+    <w:p>
+      <w:pPr>
+        <w:pStyle w:val="BodyText"/>
+      </w:pPr>
+      <w:r>
         <w:t xml:space="preserve">Sincerely,</w:t>
       </w:r>
-      <w:r>
-        <w:t xml:space="preserve"> </w:t>
-      </w:r>
+    </w:p>
+    <w:p>
+      <w:pPr>
+        <w:pStyle w:val="BodyText"/>
+      </w:pPr>
       <w:r>
         <w:t xml:space="preserve">Hagai Aviv</w:t>
+      </w:r>
+      <w:r>
+        <w:br/>
+      </w:r>
+      <w:r>
+        <w:t xml:space="preserve">Independent researcher, Ma’ale Adumim, Israel</w:t>
+      </w:r>
+      <w:r>
+        <w:br/>
+      </w:r>
+      <w:r>
+        <w:t xml:space="preserve">hagai.aviv.home@gmail.com</w:t>
       </w:r>
     </w:p>
     <w:sectPr>
